--- a/QR読取ページ_画面構造の説明.docx
+++ b/QR読取ページ_画面構造の説明.docx
@@ -307,6 +307,111 @@
         <w:t xml:space="preserve">図3　業務ごとのカード表示枚数</w:t>
       </w:r>
     </w:p>
+    <w:p>
+      <w:pPr>
+        <w:spacing w:after="100" w:before="260"/>
+      </w:pPr>
+      <w:r>
+        <w:rPr>
+          <w:rFonts w:ascii="Yu Gothic" w:cs="Yu Gothic" w:eastAsia="Yu Gothic" w:hAnsi="Yu Gothic"/>
+          <w:b/>
+          <w:bCs/>
+          <w:color w:val="2E5C8A"/>
+          <w:sz w:val="24"/>
+          <w:szCs w:val="24"/>
+        </w:rPr>
+        <w:t xml:space="preserve">④ 2大タブ（QR読取／関連業務）の関係</w:t>
+      </w:r>
+    </w:p>
+    <w:p>
+      <w:pPr>
+        <w:spacing w:after="140"/>
+      </w:pPr>
+      <w:r>
+        <w:rPr>
+          <w:rFonts w:ascii="Yu Gothic" w:cs="Yu Gothic" w:eastAsia="Yu Gothic" w:hAnsi="Yu Gothic"/>
+          <w:sz w:val="20"/>
+          <w:szCs w:val="20"/>
+        </w:rPr>
+        <w:t xml:space="preserve">共通AppBar（時刻・2大タブボタン・取消または空欄スロット・駅名・接続アイコン）は、アプリ全体で1つだけ存在し、タブを切り替えても変化しない。タップで実際に入れ替わるのは、その下のBody全体である。QR読取タブと関連業務タブは、共通の入れ物を土台に中身だけが変わるのではなく、QrProcessMenuとRelatedProcessMenuという2つの独立した部品をTabBarViewで丸ごと差し替えている。</w:t>
+      </w:r>
+    </w:p>
+    <w:p>
+      <w:pPr>
+        <w:spacing w:after="140"/>
+      </w:pPr>
+      <w:r>
+        <w:rPr>
+          <w:rFonts w:ascii="Yu Gothic" w:cs="Yu Gothic" w:eastAsia="Yu Gothic" w:hAnsi="Yu Gothic"/>
+          <w:sz w:val="20"/>
+          <w:szCs w:val="20"/>
+        </w:rPr>
+        <w:t xml:space="preserve">関連業務タブ（RelatedProcessMenu）自体も、QR読取タブとは別に「4サブタブ（締切／締切速報／締切再出力／接客履歴）」と「ログオフ」という自分自身の内部構造を持つ。</w:t>
+      </w:r>
+    </w:p>
+    <w:p>
+      <w:pPr>
+        <w:spacing w:after="60" w:before="80"/>
+        <w:jc w:val="center"/>
+      </w:pPr>
+      <w:r>
+        <w:drawing>
+          <wp:inline distT="0" distB="0" distL="0" distR="0">
+            <wp:extent cx="5334000" cy="3552825"/>
+            <wp:effectExtent t="0" r="0" b="0" l="0"/>
+            <wp:docPr id="1" name="" descr="" title=""/>
+            <wp:cNvGraphicFramePr>
+              <a:graphicFrameLocks xmlns:a="http://schemas.openxmlformats.org/drawingml/2006/main" noChangeAspect="1"/>
+            </wp:cNvGraphicFramePr>
+            <a:graphic xmlns:a="http://schemas.openxmlformats.org/drawingml/2006/main">
+              <a:graphicData uri="http://schemas.openxmlformats.org/drawingml/2006/picture">
+                <pic:pic xmlns:pic="http://schemas.openxmlformats.org/drawingml/2006/picture">
+                  <pic:nvPicPr>
+                    <pic:cNvPr id="0" name="" descr=""/>
+                    <pic:cNvPicPr>
+                      <a:picLocks noChangeAspect="1" noChangeArrowheads="1"/>
+                    </pic:cNvPicPr>
+                  </pic:nvPicPr>
+                  <pic:blipFill>
+                    <a:blip r:embed="rId10" cstate="none"/>
+                    <a:srcRect/>
+                    <a:stretch>
+                      <a:fillRect/>
+                    </a:stretch>
+                  </pic:blipFill>
+                  <pic:spPr bwMode="auto">
+                    <a:xfrm>
+                      <a:off x="0" y="0"/>
+                      <a:ext cx="5334000" cy="3552825"/>
+                    </a:xfrm>
+                    <a:prstGeom prst="rect">
+                      <a:avLst/>
+                    </a:prstGeom>
+                  </pic:spPr>
+                </pic:pic>
+              </a:graphicData>
+            </a:graphic>
+          </wp:inline>
+        </w:drawing>
+      </w:r>
+    </w:p>
+    <w:p>
+      <w:pPr>
+        <w:spacing w:after="200"/>
+        <w:jc w:val="center"/>
+      </w:pPr>
+      <w:r>
+        <w:rPr>
+          <w:rFonts w:ascii="Yu Gothic" w:cs="Yu Gothic" w:eastAsia="Yu Gothic" w:hAnsi="Yu Gothic"/>
+          <w:i/>
+          <w:iCs/>
+          <w:color w:val="595959"/>
+          <w:sz w:val="16"/>
+          <w:szCs w:val="16"/>
+        </w:rPr>
+        <w:t xml:space="preserve">図4　2大タブの関係と関連業務タブの内部構造</w:t>
+      </w:r>
+    </w:p>
     <w:sectPr>
       <w:pgSz w:w="11906" w:h="16838" w:orient="portrait"/>
       <w:pgMar w:top="900" w:right="900" w:bottom="900" w:left="900" w:header="708" w:footer="708" w:gutter="0"/>
